--- a/중국어_대화문/2부_docx/2부_04화_등기.docx
+++ b/중국어_대화문/2부_docx/2부_04화_등기.docx
@@ -18,7 +18,7 @@
         <w:t>등장인물:</w:t>
       </w:r>
       <w:r>
-        <w:t xml:space="preserve"> 쑤민 苏敏(29세, 明灯法律援助中心 변호사) / 선즈위안 沈知远(28세, 같은 센터 변호사) / 리위퉁 李雨彤(22세, 北原政法学院 4학년, 센터 자원활동가) / 메이뤄란 梅若兰(60대 후반, 退休 律师协会 서기, 센터 고문) / 가오밍저 高明哲(28세, 沈知远의 소꿉친구, 国企 전문 北原正衡律所 변호사) / 거창린 葛长林(72세, 시계 수리공, 센터 앞 좌판) / 중 사장 钟老板(55세, 부동산 중개 겸 东关街 31号 건물주) / 민정국 창구 직원 办事员(民政局 社会组织登记窗口, 40대 여성) / 사법국 창구 직원 办事员(司法局 基层工作处, 20대 남성) / 인 처장 尹处长(50세, 市司法局 基层工作处 처장, 옛 梅若兰의 부하 직원) / 마 아주머니 马婶(油条 노점)</w:t>
+        <w:t xml:space="preserve"> 쑤민 苏敏(29세, 明灯法律援助中心 변호사) / 선즈위안 沈知远(28세, 같은 센터 변호사) / 리위퉁 李雨彤(22세, 北原政法学院 4학년, 센터 자원활동가) / 메이뤄란 梅若兰(60대 후반, 퇴직한 律师协会 서기, 센터 고문) / 가오밍저 高明哲(28세, 沈知远의 소꿉친구, 国企 전문 北原正衡律所 변호사) / 거창린 葛长林(72세, 시계 수리공, 센터 앞 좌판) / 중 사장 钟老板(55세, 부동산 중개 겸 东关街 31号 건물주) / 민정국 창구 직원 办事员(民政局 社会组织登记窗口, 40대 여성) / 사법국 창구 직원 办事员(司法局 基层工作处, 20대 남성) / 인 처장 尹处长(50세, 市司法局 基层工作处 처장, 옛 梅若兰의 부하 직원) / 마 아주머니 马婶(油条 노점)</w:t>
       </w:r>
     </w:p>
     <w:p>
@@ -53,7 +53,7 @@
         <w:t>李雨彤:</w:t>
       </w:r>
       <w:r>
-        <w:t xml:space="preserve"> 苏老师，沈老师，你们先别喝茶，先看这个。我对了一晚上，越对越不对劲。</w:t>
+        <w:t xml:space="preserve"> 苏律师，沈律师，你们先别喝茶，先看这个。我对了一晚上，越对越不对劲。</w:t>
       </w:r>
     </w:p>
     <w:p>
@@ -141,7 +141,7 @@
         <w:t>苏敏:</w:t>
       </w:r>
       <w:r>
-        <w:t xml:space="preserve"> (筷子一放) 等一下。民政局说，先拿司法局的同意书。司法局说，先拿民政局的登记证。</w:t>
+        <w:t xml:space="preserve"> (把油条一放) 等一下。民政局说，先拿司法局的同意书。司法局说，先拿民政局的登记证。</w:t>
       </w:r>
     </w:p>
     <w:p>
@@ -207,7 +207,7 @@
         <w:t>沈知远:</w:t>
       </w:r>
       <w:r>
-        <w:t xml:space="preserve"> 法律上，是的。我们现在是两个律师，租了一间屋子，喝茶，接待朋友。</w:t>
+        <w:t xml:space="preserve"> 法律上，是的。我们现在是两个律师，租了两间屋子，喝茶，接待朋友。</w:t>
       </w:r>
     </w:p>
     <w:p>
@@ -306,7 +306,7 @@
         <w:t>沈知远:</w:t>
       </w:r>
       <w:r>
-        <w:t xml:space="preserve"> 也先去司法局，当面问。(看了看她) 不过你别在窗口拍桌子。</w:t>
+        <w:t xml:space="preserve"> 司法局也得当面问。(看了看她) 不过你别在窗口拍桌子。</w:t>
       </w:r>
     </w:p>
     <w:p>
@@ -396,7 +396,7 @@
         <w:t>沈知远:</w:t>
       </w:r>
       <w:r>
-        <w:t xml:space="preserve"> 我们去过司法局，他们的意见是，先登记，再谈主管。</w:t>
+        <w:t xml:space="preserve"> 司法局的答复函我们也收到了，他们的意见是，先登记，再谈主管。</w:t>
       </w:r>
     </w:p>
     <w:p>
@@ -561,7 +561,7 @@
         <w:t>办事员:</w:t>
       </w:r>
       <w:r>
-        <w:t xml:space="preserve"> 我给您一个建议，别说是我说的——材料先备齐。主管单位同意书拿到之前，别的东西我们不预审，可是你们要是拿来了，我们不会没有话说。您稍等，我给您拿个表格。</w:t>
+        <w:t xml:space="preserve"> 我给您一个建议，别说是我说的——材料先备齐。主管单位同意书拿到之前，别的材料我们不预审。不过你们先备齐了送来，我们也不会不理。您稍等，我给您拿个表格。</w:t>
       </w:r>
     </w:p>
     <w:p>
@@ -1229,7 +1229,7 @@
         <w:t>高明哲:</w:t>
       </w:r>
       <w:r>
-        <w:t xml:space="preserve"> 第一，别走正面。你们现在是司法局和民政局对着干，两头都不会松。第二，找别的主管。不一定非得是司法局，条例里只说“业务主管单位”，没规定一定是哪一家。</w:t>
+        <w:t xml:space="preserve"> 第一，别走正面。你们现在是在司法局和民政局之间两头碰壁，哪头都不会松口。第二，找别的主管。不一定非得是司法局，条例里只说“业务主管单位”，没规定一定是哪一家。</w:t>
       </w:r>
     </w:p>
     <w:p>
@@ -1416,7 +1416,7 @@
         <w:t>沈知远:</w:t>
       </w:r>
       <w:r>
-        <w:t xml:space="preserve"> 先喝杯茶，再说事。你不上来，我下去送你一段。</w:t>
+        <w:t xml:space="preserve"> 先喝杯茶，再说事。你不上来，我送你一段。</w:t>
       </w:r>
     </w:p>
     <w:p>
@@ -1969,7 +1969,7 @@
         <w:t>梅若兰:</w:t>
       </w:r>
       <w:r>
-        <w:t xml:space="preserve"> 打个招呼。(拿起话筒，拨号，手稳得很) 不是求他，是告诉他，他有一个老师，今年六十七了，想请他吃一顿饭。</w:t>
+        <w:t xml:space="preserve"> 打个招呼。(拿起话筒，拨号，手稳得很) 不是求他，是告诉他，他有一个老师，今年六十八了，想请他吃一顿饭。</w:t>
       </w:r>
     </w:p>
     <w:p>
@@ -2143,7 +2143,7 @@
         <w:t>梅若兰:</w:t>
       </w:r>
       <w:r>
-        <w:t xml:space="preserve"> 现在知道，是在说我们这一辈，想给你们这一辈，先踩出一条。</w:t>
+        <w:t xml:space="preserve"> 现在才知道，这话说的是我们这一辈，想替你们这一辈，先踩出一条路。</w:t>
       </w:r>
     </w:p>
     <w:p>
@@ -2905,7 +2905,7 @@
         <w:t>葛长林:</w:t>
       </w:r>
       <w:r>
-        <w:t xml:space="preserve"> 我活了七十二岁，写过三十多块牌子，都是人家让写什么，我写什么。(笑了，缺了一颗牙) 这回是我自己想写的，写不写“中心”，不影响。</w:t>
+        <w:t xml:space="preserve"> 我活了七十二岁，写过三十多块牌子，都是人家让写什么，我写什么。(笑了，缺了一颗牙) 这回是我自己想写的，写“中心”还是“服务点”，都一样。</w:t>
       </w:r>
     </w:p>
     <w:p>
@@ -2916,7 +2916,7 @@
         <w:t>苏敏:</w:t>
       </w:r>
       <w:r>
-        <w:t xml:space="preserve"> (坐下，握紧拳头) 还有第三条。“受理前须报备案”。这不叫备案，这叫审批。邓大姐三百一十二个人的案子，要先给他们看，他们说不行，我们就不能接？</w:t>
+        <w:t xml:space="preserve"> (坐下，握紧拳头) 还有第三条。“受理前须报备案”。这不叫备案，这叫审批。邓大姐三百一十二个人的案子，要先报给他们看，他们说不行，我们就不能接了？</w:t>
       </w:r>
     </w:p>
     <w:p>
@@ -2993,7 +2993,7 @@
         <w:t>沈知远:</w:t>
       </w:r>
       <w:r>
-        <w:t xml:space="preserve"> 我是要把一份条件，读成一份它只能是的东西。</w:t>
+        <w:t xml:space="preserve"> 我是要把条件，读成它字面上本来的意思。</w:t>
       </w:r>
     </w:p>
     <w:p>
@@ -3026,7 +3026,7 @@
         <w:t>梅若兰:</w:t>
       </w:r>
       <w:r>
-        <w:t xml:space="preserve"> 谢字放在前面，意见放在后面。“感谢主管单位的支持。关于第三条中的‘备案’，我中心理解为‘受理前书面告知’，并将按此执行。如理解有误，请予以指正。”</w:t>
+        <w:t xml:space="preserve"> 谢字放在前面，意见放在后面。“感谢主管单位的支持。关于第三条中的‘备案’，我方理解为‘受理前书面告知’，并将按此执行。如理解有误，请予以指正。”</w:t>
       </w:r>
     </w:p>
     <w:p>

--- a/중국어_대화문/2부_docx/2부_04화_등기.docx
+++ b/중국어_대화문/2부_docx/2부_04화_등기.docx
@@ -18,7 +18,7 @@
         <w:t>등장인물:</w:t>
       </w:r>
       <w:r>
-        <w:t xml:space="preserve"> 쑤민 苏敏(29세, 明灯法律援助中心 변호사) / 선즈위안 沈知远(28세, 같은 센터 변호사) / 리위퉁 李雨彤(22세, 北原政法学院 4학년, 센터 자원활동가) / 메이뤄란 梅若兰(60대 후반, 퇴직한 律师协会 서기, 센터 고문) / 가오밍저 高明哲(28세, 沈知远의 소꿉친구, 国企 전문 北原正衡律所 변호사) / 거창린 葛长林(72세, 시계 수리공, 센터 앞 좌판) / 중 사장 钟老板(55세, 부동산 중개 겸 东关街 31号 건물주) / 민정국 창구 직원 办事员(民政局 社会组织登记窗口, 40대 여성) / 사법국 창구 직원 办事员(司法局 基层工作处, 20대 남성) / 인 처장 尹处长(50세, 市司法局 基层工作处 처장, 옛 梅若兰의 부하 직원) / 마 아주머니 马婶(油条 노점)</w:t>
+        <w:t xml:space="preserve"> 쑤민 苏敏(30세, 明灯法律援助中心 변호사) / 선즈위안 沈知远(29세, 같은 센터 변호사) / 리위퉁 李雨彤(22세, 北原政法学院 4학년, 센터 자원활동가) / 메이뤄란 梅若兰(60대 후반, 퇴직한 律师协会 서기, 센터 고문) / 가오밍저 高明哲(29세, 沈知远의 소꿉친구, 国企 전문 北原正衡律所 변호사) / 거창린 葛长林(72세, 시계 수리공, 센터 앞 좌판) / 중 사장 钟老板(55세, 부동산 중개 겸 东关街 31号 건물주) / 민정국 창구 직원 办事员(民政局 社会组织登记窗口, 40대 여성) / 사법국 창구 직원 办事员(司法局 基层工作处, 20대 남성) / 인 처장 尹处长(50세, 市司法局 基层工作处 처장, 옛 梅若兰의 부하 직원) / 마 아주머니 马婶(油条 노점)</w:t>
       </w:r>
     </w:p>
     <w:p>
@@ -53,7 +53,7 @@
         <w:t>李雨彤:</w:t>
       </w:r>
       <w:r>
-        <w:t xml:space="preserve"> 苏律师，沈律师，你们先别喝茶，先看这个。我对了一晚上，越对越不对劲。</w:t>
+        <w:t xml:space="preserve"> 苏老师，沈老师，你们先别喝茶，先看这个。我对了一晚上，越对越不对劲。</w:t>
       </w:r>
     </w:p>
     <w:p>
@@ -903,7 +903,7 @@
         <w:t>苏敏:</w:t>
       </w:r>
       <w:r>
-        <w:t xml:space="preserve"> (终于忍不住) 你们这个“看情况”，我们已经看了五十三天了。</w:t>
+        <w:t xml:space="preserve"> (终于忍不住) 你们这个“看情况”，我们已经看了四十五天了。</w:t>
       </w:r>
     </w:p>
     <w:p>
@@ -2828,7 +2828,7 @@
     </w:p>
     <w:p>
       <w:r>
-        <w:t>(晚上八点。国庆长假前夜，楼下马婶早收了摊，街上难得安静。茶桌上摆着两只带缺口的茶杯、一壶热茶，旁边多了一只新杯子——李雨彤自己带来的，杯身上印着一只小熊。梅若兰坐在茶桌一头，葛长林坐在另一头，膝盖上放着一块抹布，是刚刚擦完表的。桌上，摊着一份刚送来的公文。)</w:t>
+        <w:t>(晚上八点。国庆长假前夜，楼下马婶早收了摊，街上难得安静。茶桌上摆着两只带缺口的茶杯、一壶热茶，旁边多了一只新杯子——李雨彤自己带来的，一只没有缺口的白瓷杯。梅若兰坐在茶桌一头，葛长林坐在另一头，膝盖上放着一块抹布，是刚刚擦完表的。桌上，摊着一份刚送来的公文。)</w:t>
       </w:r>
     </w:p>
     <w:p>
